--- a/AI_핵심기술_종속성_위험도_해소방안_검토.docx
+++ b/AI_핵심기술_종속성_위험도_해소방안_검토.docx
@@ -133,6 +133,53 @@
     </w:p>
     <w:p>
       <w:pPr>
+        <w:spacing w:before="0" w:after="120" w:line="300" w:lineRule="auto"/>
+      </w:pPr>
+      <w:r>
+        <w:rPr>
+          <w:rFonts w:ascii="맑은 고딕" w:hAnsi="맑은 고딕" w:eastAsia="맑은 고딕"/>
+          <w:b w:val="0"/>
+          <w:sz w:val="20"/>
+        </w:rPr>
+        <w:t>→ 임베딩 교체 시 원문 재수집·재정제부터 재수행하거나, 인덱싱 기간 중 검색서비스 중단이 불가피하여 가용성 저하 위험 [참고1]</w:t>
+      </w:r>
+    </w:p>
+    <w:p>
+      <w:pPr>
+        <w:spacing w:before="0" w:after="40" w:line="300" w:lineRule="auto"/>
+      </w:pPr>
+      <w:r>
+        <w:rPr>
+          <w:rFonts w:ascii="맑은 고딕" w:hAnsi="맑은 고딕" w:eastAsia="맑은 고딕"/>
+          <w:b/>
+          <w:sz w:val="22"/>
+        </w:rPr>
+        <w:t xml:space="preserve">○ (벡터DB 종속성) </w:t>
+      </w:r>
+      <w:r>
+        <w:rPr>
+          <w:rFonts w:ascii="맑은 고딕" w:hAnsi="맑은 고딕" w:eastAsia="맑은 고딕"/>
+          <w:b w:val="0"/>
+          <w:sz w:val="22"/>
+        </w:rPr>
+        <w:t>제품별 전용 색인·저장 규격과 전용 검색 API에 묶이면, 벡터DB* 교체 시 인덱스 재구축과 응용코드 수정이 동시에 발생하는 종속성 존재</w:t>
+      </w:r>
+    </w:p>
+    <w:p>
+      <w:pPr>
+        <w:spacing w:before="0" w:after="40" w:line="300" w:lineRule="auto"/>
+      </w:pPr>
+      <w:r>
+        <w:rPr>
+          <w:rFonts w:ascii="맑은 고딕" w:hAnsi="맑은 고딕" w:eastAsia="맑은 고딕"/>
+          <w:b w:val="0"/>
+          <w:sz w:val="18"/>
+        </w:rPr>
+        <w:t>* 벡터DB : 문서를 수치(벡터)로 저장하고, 의미가 비슷한 문서를 빠르게 찾는 데이터베이스</w:t>
+      </w:r>
+    </w:p>
+    <w:p>
+      <w:pPr>
         <w:spacing w:before="0" w:after="240" w:line="300" w:lineRule="auto"/>
       </w:pPr>
       <w:r>
@@ -141,7 +188,7 @@
           <w:b w:val="0"/>
           <w:sz w:val="20"/>
         </w:rPr>
-        <w:t>→ 임베딩 교체 시 원문 재수집·재정제부터 재수행하거나, 인덱싱 기간 중 검색서비스 중단이 불가피하여 가용성 저하 위험 [참고1]</w:t>
+        <w:t>→ 전용 인덱스 형식·검색 문법·차원(Dimension)·거리함수가 제품마다 달라 이식 장벽이 높고, 전환기간 중 유사검색 서비스 중단 위험 [참고1]</w:t>
       </w:r>
     </w:p>
     <w:p>
@@ -313,6 +360,92 @@
           <w:b/>
           <w:sz w:val="22"/>
         </w:rPr>
+        <w:t xml:space="preserve">○ (벡터DB 해소방안) </w:t>
+      </w:r>
+      <w:r>
+        <w:rPr>
+          <w:rFonts w:ascii="맑은 고딕" w:hAnsi="맑은 고딕" w:eastAsia="맑은 고딕"/>
+          <w:b w:val="0"/>
+          <w:sz w:val="22"/>
+        </w:rPr>
+        <w:t>전용 색인·저장 규격 종속을 해소하기 위해 검색 인터페이스 표준화와 오픈소스 대체 경로(PostgreSQL·pgvector 등)를 병행 확보 [참고1]</w:t>
+      </w:r>
+    </w:p>
+    <w:p>
+      <w:pPr>
+        <w:spacing w:before="0" w:after="40" w:line="300" w:lineRule="auto"/>
+      </w:pPr>
+      <w:r>
+        <w:rPr>
+          <w:rFonts w:ascii="맑은 고딕" w:hAnsi="맑은 고딕" w:eastAsia="맑은 고딕"/>
+          <w:b w:val="0"/>
+          <w:sz w:val="20"/>
+        </w:rPr>
+        <w:t>- (검색 API 표준화) 응용은 표준 검색(Retriever) 규격만 호출하고, 하위 벡터DB 제품은 YAML 설정으로 교체</w:t>
+      </w:r>
+    </w:p>
+    <w:p>
+      <w:pPr>
+        <w:spacing w:before="0" w:after="40" w:line="300" w:lineRule="auto"/>
+      </w:pPr>
+      <w:r>
+        <w:rPr>
+          <w:rFonts w:ascii="맑은 고딕" w:hAnsi="맑은 고딕" w:eastAsia="맑은 고딕"/>
+          <w:b w:val="0"/>
+          <w:sz w:val="20"/>
+        </w:rPr>
+        <w:t>- (저장 계층 분리) 원문·정제데이터는 데이터레이크에 보존하고, 벡터 인덱스는 언제든 다시 만들 수 있는 파생 산출물로 관리</w:t>
+      </w:r>
+    </w:p>
+    <w:p>
+      <w:pPr>
+        <w:spacing w:before="0" w:after="40" w:line="300" w:lineRule="auto"/>
+      </w:pPr>
+      <w:r>
+        <w:rPr>
+          <w:rFonts w:ascii="맑은 고딕" w:hAnsi="맑은 고딕" w:eastAsia="맑은 고딕"/>
+          <w:b w:val="0"/>
+          <w:sz w:val="20"/>
+        </w:rPr>
+        <w:t>- (무중단 전환) 신·구 벡터DB에 이중 적재 후 검색 품질 검증을 거쳐 동적 스위칭</w:t>
+      </w:r>
+    </w:p>
+    <w:p>
+      <w:pPr>
+        <w:spacing w:before="0" w:after="40" w:line="300" w:lineRule="auto"/>
+      </w:pPr>
+      <w:r>
+        <w:rPr>
+          <w:rFonts w:ascii="맑은 고딕" w:hAnsi="맑은 고딕" w:eastAsia="맑은 고딕"/>
+          <w:b w:val="0"/>
+          <w:sz w:val="20"/>
+        </w:rPr>
+        <w:t>→ PostgreSQL(pgvector)*를 기본 전환 경로로 두고, 대규모 검색이 필요하면 전용 벡터DB를 선택적으로 연결</w:t>
+      </w:r>
+    </w:p>
+    <w:p>
+      <w:pPr>
+        <w:spacing w:before="0" w:after="160" w:line="300" w:lineRule="auto"/>
+      </w:pPr>
+      <w:r>
+        <w:rPr>
+          <w:rFonts w:ascii="맑은 고딕" w:hAnsi="맑은 고딕" w:eastAsia="맑은 고딕"/>
+          <w:b w:val="0"/>
+          <w:sz w:val="18"/>
+        </w:rPr>
+        <w:t>* pgvector : PostgreSQL에서 벡터 유사검색을 지원하는 오픈소스 확장 기능</w:t>
+      </w:r>
+    </w:p>
+    <w:p>
+      <w:pPr>
+        <w:spacing w:before="0" w:after="80" w:line="300" w:lineRule="auto"/>
+      </w:pPr>
+      <w:r>
+        <w:rPr>
+          <w:rFonts w:ascii="맑은 고딕" w:hAnsi="맑은 고딕" w:eastAsia="맑은 고딕"/>
+          <w:b/>
+          <w:sz w:val="22"/>
+        </w:rPr>
         <w:t xml:space="preserve">○ (구성계획) </w:t>
       </w:r>
       <w:r>
@@ -360,7 +493,7 @@
           <w:b w:val="0"/>
           <w:sz w:val="20"/>
         </w:rPr>
-        <w:t>- ③ 표준 추론 엔진 계층 : vLLM·TensorRT-LLM 기반 OpenAI 호환 서빙 + 모듈형 RAG 파이프라인</w:t>
+        <w:t>- ③ 표준 추론·검색 엔진 계층 : vLLM·TensorRT-LLM 기반 OpenAI 호환 서빙 + 모듈형 RAG + 표준 검색 API 기반 벡터DB</w:t>
       </w:r>
     </w:p>
     <w:p>
@@ -399,7 +532,7 @@
           <w:b w:val="0"/>
           <w:sz w:val="20"/>
         </w:rPr>
-        <w:t>[홈택스·엔티스·AI 에이전트] → [특정 상용 LLM 직접 연동] → [임베딩 모델 ↔ 벡터DB 강결합]</w:t>
+        <w:t>[홈택스·엔티스·AI 에이전트] → [특정 상용 LLM 직접 연동] → [임베딩 모델 ↔ 특정 전용 벡터DB 강결합]</w:t>
       </w:r>
     </w:p>
     <w:p>
@@ -412,7 +545,7 @@
           <w:b w:val="0"/>
           <w:sz w:val="20"/>
         </w:rPr>
-        <w:t>- 모델·임베딩 교체 시 응용코드 수정 및 벡터DB 전량 재변환 필요</w:t>
+        <w:t>- 모델·임베딩·벡터DB 교체 시 응용코드 수정 및 인덱스 전량 재구축 필요</w:t>
       </w:r>
     </w:p>
     <w:p>
@@ -451,7 +584,7 @@
           <w:b w:val="0"/>
           <w:sz w:val="20"/>
         </w:rPr>
-        <w:t>[홈택스·엔티스·AI 에이전트] → [추상화 중계 레이어(Gateway)] → [vLLM / TensorRT-LLM / 모듈형 RAG] → [온프레미스 LLM·벡터DB]</w:t>
+        <w:t>[홈택스·엔티스·AI 에이전트] → [추상화 중계 레이어(표준 API·표준 검색)] → [vLLM / 모듈형 RAG / 벡터 저장 추상화] → [온프레미스 LLM / pgvector 또는 전용 벡터DB]</w:t>
       </w:r>
     </w:p>
     <w:p>
@@ -464,7 +597,7 @@
           <w:b w:val="0"/>
           <w:sz w:val="20"/>
         </w:rPr>
-        <w:t>- YAML 설정만으로 모델 교체(소스코드 무수정)</w:t>
+        <w:t>- YAML 설정만으로 LLM·벡터DB 교체(소스코드 무수정)</w:t>
       </w:r>
     </w:p>
     <w:p>
@@ -477,7 +610,7 @@
           <w:b w:val="0"/>
           <w:sz w:val="20"/>
         </w:rPr>
-        <w:t>- Raw·Refined Zone 보존으로 재임베딩만 수행, 신·구 인덱스 병행 후 무중단 전환</w:t>
+        <w:t>- Raw·Refined Zone 보존으로 재임베딩·재색인만 수행, 신·구 인덱스 병행 후 무중단 전환</w:t>
       </w:r>
     </w:p>
     <w:p>
@@ -1192,6 +1325,451 @@
           <w:b/>
           <w:sz w:val="24"/>
         </w:rPr>
+        <w:t>□ 벡터DB 종속성 해소 방안(검색 인터페이스 표준화·오픈소스 대체 경로)</w:t>
+      </w:r>
+    </w:p>
+    <w:p>
+      <w:pPr>
+        <w:spacing w:before="0" w:after="120" w:line="300" w:lineRule="auto"/>
+      </w:pPr>
+      <w:r>
+        <w:rPr>
+          <w:rFonts w:ascii="맑은 고딕" w:hAnsi="맑은 고딕" w:eastAsia="맑은 고딕"/>
+          <w:b w:val="0"/>
+          <w:sz w:val="20"/>
+        </w:rPr>
+        <w:t>○ 제품별 전용 색인·저장 규격과 전용 검색 API에 묶이는 종속성을 해소하기 위해, 응용과 벡터DB 사이에 표준 검색 계층을 두고 오픈소스 전환 경로를 확보함</w:t>
+      </w:r>
+    </w:p>
+    <w:p>
+      <w:pPr>
+        <w:spacing w:before="0" w:after="80" w:line="300" w:lineRule="auto"/>
+      </w:pPr>
+      <w:r>
+        <w:rPr>
+          <w:rFonts w:ascii="맑은 고딕" w:hAnsi="맑은 고딕" w:eastAsia="맑은 고딕"/>
+          <w:b/>
+          <w:sz w:val="22"/>
+        </w:rPr>
+        <w:t>① 검색 인터페이스 표준화 (Retriever Abstraction)</w:t>
+      </w:r>
+    </w:p>
+    <w:p>
+      <w:pPr>
+        <w:spacing w:before="0" w:after="40" w:line="300" w:lineRule="auto"/>
+      </w:pPr>
+      <w:r>
+        <w:rPr>
+          <w:rFonts w:ascii="맑은 고딕" w:hAnsi="맑은 고딕" w:eastAsia="맑은 고딕"/>
+          <w:b w:val="0"/>
+          <w:sz w:val="20"/>
+        </w:rPr>
+        <w:t>- 홈택스·손택스·엔티스 포털·AI 에이전트는 하위 벡터DB가 어떤 제품인지 알 필요 없이, 단 하나의 표준 검색 API만 호출</w:t>
+      </w:r>
+    </w:p>
+    <w:p>
+      <w:pPr>
+        <w:spacing w:before="0" w:after="120" w:line="300" w:lineRule="auto"/>
+      </w:pPr>
+      <w:r>
+        <w:rPr>
+          <w:rFonts w:ascii="맑은 고딕" w:hAnsi="맑은 고딕" w:eastAsia="맑은 고딕"/>
+          <w:b w:val="0"/>
+          <w:sz w:val="20"/>
+        </w:rPr>
+        <w:t>- (설정 기반 교체) Milvus, Weaviate, Elasticsearch k-NN, PostgreSQL(pgvector) 등 어떠한 저장소로 바꿔도 애플리케이션 소스코드 수정 없이 YAML 설정만으로 교체</w:t>
+      </w:r>
+    </w:p>
+    <w:p>
+      <w:pPr>
+        <w:spacing w:before="0" w:after="80" w:line="300" w:lineRule="auto"/>
+      </w:pPr>
+      <w:r>
+        <w:rPr>
+          <w:rFonts w:ascii="맑은 고딕" w:hAnsi="맑은 고딕" w:eastAsia="맑은 고딕"/>
+          <w:b/>
+          <w:sz w:val="22"/>
+        </w:rPr>
+        <w:t>② 원문 보존과 인덱스 파생의 분리</w:t>
+      </w:r>
+    </w:p>
+    <w:p>
+      <w:pPr>
+        <w:spacing w:before="0" w:after="40" w:line="300" w:lineRule="auto"/>
+      </w:pPr>
+      <w:r>
+        <w:rPr>
+          <w:rFonts w:ascii="맑은 고딕" w:hAnsi="맑은 고딕" w:eastAsia="맑은 고딕"/>
+          <w:b w:val="0"/>
+          <w:sz w:val="20"/>
+        </w:rPr>
+        <w:t>- 원문·메타데이터(Raw Zone)와 정제데이터(Refined Zone)는 데이터레이크에 보존하고, 벡터 인덱스는 파생 산출물로만 관리</w:t>
+      </w:r>
+    </w:p>
+    <w:p>
+      <w:pPr>
+        <w:spacing w:before="0" w:after="120" w:line="300" w:lineRule="auto"/>
+      </w:pPr>
+      <w:r>
+        <w:rPr>
+          <w:rFonts w:ascii="맑은 고딕" w:hAnsi="맑은 고딕" w:eastAsia="맑은 고딕"/>
+          <w:b w:val="0"/>
+          <w:sz w:val="20"/>
+        </w:rPr>
+        <w:t>- 벡터DB 제품 교체 시 원문 재수집 없이 재색인(Re-index)만 수행</w:t>
+      </w:r>
+    </w:p>
+    <w:p>
+      <w:pPr>
+        <w:spacing w:before="0" w:after="80" w:line="300" w:lineRule="auto"/>
+      </w:pPr>
+      <w:r>
+        <w:rPr>
+          <w:rFonts w:ascii="맑은 고딕" w:hAnsi="맑은 고딕" w:eastAsia="맑은 고딕"/>
+          <w:b/>
+          <w:sz w:val="22"/>
+        </w:rPr>
+        <w:t>③ 이중 적재 및 무중단 전환</w:t>
+      </w:r>
+    </w:p>
+    <w:p>
+      <w:pPr>
+        <w:spacing w:before="0" w:after="40" w:line="300" w:lineRule="auto"/>
+      </w:pPr>
+      <w:r>
+        <w:rPr>
+          <w:rFonts w:ascii="맑은 고딕" w:hAnsi="맑은 고딕" w:eastAsia="맑은 고딕"/>
+          <w:b w:val="0"/>
+          <w:sz w:val="20"/>
+        </w:rPr>
+        <w:t>- 전환기간 중 신·구 벡터DB에 동일 데이터를 병행 적재하고, 검색 품질을 A/B 비교한 뒤 동적 스위칭</w:t>
+      </w:r>
+    </w:p>
+    <w:p>
+      <w:pPr>
+        <w:spacing w:before="0" w:after="120" w:line="300" w:lineRule="auto"/>
+      </w:pPr>
+      <w:r>
+        <w:rPr>
+          <w:rFonts w:ascii="맑은 고딕" w:hAnsi="맑은 고딕" w:eastAsia="맑은 고딕"/>
+          <w:b w:val="0"/>
+          <w:sz w:val="20"/>
+        </w:rPr>
+        <w:t>- 전환이 끝나면 구 인덱스를 정리하여 저장 비용을 회수</w:t>
+      </w:r>
+    </w:p>
+    <w:p>
+      <w:pPr>
+        <w:spacing w:before="0" w:after="80" w:line="300" w:lineRule="auto"/>
+      </w:pPr>
+      <w:r>
+        <w:rPr>
+          <w:rFonts w:ascii="맑은 고딕" w:hAnsi="맑은 고딕" w:eastAsia="맑은 고딕"/>
+          <w:b/>
+          <w:sz w:val="22"/>
+        </w:rPr>
+        <w:t>④ 오픈소스 대체 경로 확보</w:t>
+      </w:r>
+    </w:p>
+    <w:p>
+      <w:pPr>
+        <w:spacing w:before="0" w:after="40" w:line="300" w:lineRule="auto"/>
+      </w:pPr>
+      <w:r>
+        <w:rPr>
+          <w:rFonts w:ascii="맑은 고딕" w:hAnsi="맑은 고딕" w:eastAsia="맑은 고딕"/>
+          <w:b w:val="0"/>
+          <w:sz w:val="20"/>
+        </w:rPr>
+        <w:t>- 공공에서 운영 경험이 축적된 PostgreSQL에 pgvector를 결합해, 전용 벡터DB 없이도 유사검색이 가능한 기본 경로를 확보</w:t>
+      </w:r>
+    </w:p>
+    <w:p>
+      <w:pPr>
+        <w:spacing w:before="0" w:after="120" w:line="300" w:lineRule="auto"/>
+      </w:pPr>
+      <w:r>
+        <w:rPr>
+          <w:rFonts w:ascii="맑은 고딕" w:hAnsi="맑은 고딕" w:eastAsia="맑은 고딕"/>
+          <w:b w:val="0"/>
+          <w:sz w:val="20"/>
+        </w:rPr>
+        <w:t>- 초대규모·초저지연 검색이 필요한 업무만 전용 벡터DB를 선택 연결하여, 성능 요구와 기술독립성을 함께 충족</w:t>
+      </w:r>
+    </w:p>
+    <w:tbl>
+      <w:tblPr>
+        <w:tblStyle w:val="TableGrid"/>
+        <w:tblW w:type="auto" w:w="0"/>
+        <w:jc w:val="center"/>
+        <w:tblLook w:firstColumn="1" w:firstRow="1" w:lastColumn="0" w:lastRow="0" w:noHBand="0" w:noVBand="1" w:val="04A0"/>
+      </w:tblPr>
+      <w:tblGrid>
+        <w:gridCol w:w="3249"/>
+        <w:gridCol w:w="3249"/>
+        <w:gridCol w:w="3249"/>
+      </w:tblGrid>
+      <w:tr>
+        <w:tc>
+          <w:tcPr>
+            <w:tcW w:type="dxa" w:w="3249"/>
+            <w:shd w:fill="D9E2F3" w:val="clear"/>
+          </w:tcPr>
+          <w:p>
+            <w:r>
+              <w:rPr>
+                <w:rFonts w:ascii="맑은 고딕" w:hAnsi="맑은 고딕" w:eastAsia="맑은 고딕"/>
+                <w:b/>
+                <w:sz w:val="18"/>
+              </w:rPr>
+              <w:t>구분</w:t>
+            </w:r>
+          </w:p>
+        </w:tc>
+        <w:tc>
+          <w:tcPr>
+            <w:tcW w:type="dxa" w:w="3249"/>
+            <w:shd w:fill="D9E2F3" w:val="clear"/>
+          </w:tcPr>
+          <w:p>
+            <w:r>
+              <w:rPr>
+                <w:rFonts w:ascii="맑은 고딕" w:hAnsi="맑은 고딕" w:eastAsia="맑은 고딕"/>
+                <w:b/>
+                <w:sz w:val="18"/>
+              </w:rPr>
+              <w:t>전용 벡터DB</w:t>
+            </w:r>
+          </w:p>
+        </w:tc>
+        <w:tc>
+          <w:tcPr>
+            <w:tcW w:type="dxa" w:w="3249"/>
+            <w:shd w:fill="D9E2F3" w:val="clear"/>
+          </w:tcPr>
+          <w:p>
+            <w:r>
+              <w:rPr>
+                <w:rFonts w:ascii="맑은 고딕" w:hAnsi="맑은 고딕" w:eastAsia="맑은 고딕"/>
+                <w:b/>
+                <w:sz w:val="18"/>
+              </w:rPr>
+              <w:t>PostgreSQL(pgvector)</w:t>
+            </w:r>
+          </w:p>
+        </w:tc>
+      </w:tr>
+      <w:tr>
+        <w:tc>
+          <w:tcPr>
+            <w:tcW w:type="dxa" w:w="3249"/>
+          </w:tcPr>
+          <w:p>
+            <w:r>
+              <w:rPr>
+                <w:rFonts w:ascii="맑은 고딕" w:hAnsi="맑은 고딕" w:eastAsia="맑은 고딕"/>
+                <w:b w:val="0"/>
+                <w:sz w:val="18"/>
+              </w:rPr>
+              <w:t>저장 규격</w:t>
+            </w:r>
+          </w:p>
+        </w:tc>
+        <w:tc>
+          <w:tcPr>
+            <w:tcW w:type="dxa" w:w="3249"/>
+          </w:tcPr>
+          <w:p>
+            <w:r>
+              <w:rPr>
+                <w:rFonts w:ascii="맑은 고딕" w:hAnsi="맑은 고딕" w:eastAsia="맑은 고딕"/>
+                <w:b w:val="0"/>
+                <w:sz w:val="18"/>
+              </w:rPr>
+              <w:t>제품별 전용 인덱스·컬렉션 형식</w:t>
+            </w:r>
+          </w:p>
+        </w:tc>
+        <w:tc>
+          <w:tcPr>
+            <w:tcW w:type="dxa" w:w="3249"/>
+          </w:tcPr>
+          <w:p>
+            <w:r>
+              <w:rPr>
+                <w:rFonts w:ascii="맑은 고딕" w:hAnsi="맑은 고딕" w:eastAsia="맑은 고딕"/>
+                <w:b w:val="0"/>
+                <w:sz w:val="18"/>
+              </w:rPr>
+              <w:t>표준 SQL + 벡터 확장</w:t>
+            </w:r>
+          </w:p>
+        </w:tc>
+      </w:tr>
+      <w:tr>
+        <w:tc>
+          <w:tcPr>
+            <w:tcW w:type="dxa" w:w="3249"/>
+          </w:tcPr>
+          <w:p>
+            <w:r>
+              <w:rPr>
+                <w:rFonts w:ascii="맑은 고딕" w:hAnsi="맑은 고딕" w:eastAsia="맑은 고딕"/>
+                <w:b w:val="0"/>
+                <w:sz w:val="18"/>
+              </w:rPr>
+              <w:t>최대 장점</w:t>
+            </w:r>
+          </w:p>
+        </w:tc>
+        <w:tc>
+          <w:tcPr>
+            <w:tcW w:type="dxa" w:w="3249"/>
+          </w:tcPr>
+          <w:p>
+            <w:r>
+              <w:rPr>
+                <w:rFonts w:ascii="맑은 고딕" w:hAnsi="맑은 고딕" w:eastAsia="맑은 고딕"/>
+                <w:b w:val="0"/>
+                <w:sz w:val="18"/>
+              </w:rPr>
+              <w:t>대규모 유사검색 성능·전용 운영기능</w:t>
+            </w:r>
+          </w:p>
+        </w:tc>
+        <w:tc>
+          <w:tcPr>
+            <w:tcW w:type="dxa" w:w="3249"/>
+          </w:tcPr>
+          <w:p>
+            <w:r>
+              <w:rPr>
+                <w:rFonts w:ascii="맑은 고딕" w:hAnsi="맑은 고딕" w:eastAsia="맑은 고딕"/>
+                <w:b w:val="0"/>
+                <w:sz w:val="18"/>
+              </w:rPr>
+              <w:t>이식성 높음, 기관 DBMS 운영체계 활용</w:t>
+            </w:r>
+          </w:p>
+        </w:tc>
+      </w:tr>
+      <w:tr>
+        <w:tc>
+          <w:tcPr>
+            <w:tcW w:type="dxa" w:w="3249"/>
+          </w:tcPr>
+          <w:p>
+            <w:r>
+              <w:rPr>
+                <w:rFonts w:ascii="맑은 고딕" w:hAnsi="맑은 고딕" w:eastAsia="맑은 고딕"/>
+                <w:b w:val="0"/>
+                <w:sz w:val="18"/>
+              </w:rPr>
+              <w:t>종속 위험</w:t>
+            </w:r>
+          </w:p>
+        </w:tc>
+        <w:tc>
+          <w:tcPr>
+            <w:tcW w:type="dxa" w:w="3249"/>
+          </w:tcPr>
+          <w:p>
+            <w:r>
+              <w:rPr>
+                <w:rFonts w:ascii="맑은 고딕" w:hAnsi="맑은 고딕" w:eastAsia="맑은 고딕"/>
+                <w:b w:val="0"/>
+                <w:sz w:val="18"/>
+              </w:rPr>
+              <w:t>전용 API·저장형식에 묶일 우려</w:t>
+            </w:r>
+          </w:p>
+        </w:tc>
+        <w:tc>
+          <w:tcPr>
+            <w:tcW w:type="dxa" w:w="3249"/>
+          </w:tcPr>
+          <w:p>
+            <w:r>
+              <w:rPr>
+                <w:rFonts w:ascii="맑은 고딕" w:hAnsi="맑은 고딕" w:eastAsia="맑은 고딕"/>
+                <w:b w:val="0"/>
+                <w:sz w:val="18"/>
+              </w:rPr>
+              <w:t>오픈소스 표준 확장으로 전환 장벽이 낮음</w:t>
+            </w:r>
+          </w:p>
+        </w:tc>
+      </w:tr>
+      <w:tr>
+        <w:tc>
+          <w:tcPr>
+            <w:tcW w:type="dxa" w:w="3249"/>
+          </w:tcPr>
+          <w:p>
+            <w:r>
+              <w:rPr>
+                <w:rFonts w:ascii="맑은 고딕" w:hAnsi="맑은 고딕" w:eastAsia="맑은 고딕"/>
+                <w:b w:val="0"/>
+                <w:sz w:val="18"/>
+              </w:rPr>
+              <w:t>사용 환경</w:t>
+            </w:r>
+          </w:p>
+        </w:tc>
+        <w:tc>
+          <w:tcPr>
+            <w:tcW w:type="dxa" w:w="3249"/>
+          </w:tcPr>
+          <w:p>
+            <w:r>
+              <w:rPr>
+                <w:rFonts w:ascii="맑은 고딕" w:hAnsi="맑은 고딕" w:eastAsia="맑은 고딕"/>
+                <w:b w:val="0"/>
+                <w:sz w:val="18"/>
+              </w:rPr>
+              <w:t>초대규모 벡터 검색, 전용 클러스터</w:t>
+            </w:r>
+          </w:p>
+        </w:tc>
+        <w:tc>
+          <w:tcPr>
+            <w:tcW w:type="dxa" w:w="3249"/>
+          </w:tcPr>
+          <w:p>
+            <w:r>
+              <w:rPr>
+                <w:rFonts w:ascii="맑은 고딕" w:hAnsi="맑은 고딕" w:eastAsia="맑은 고딕"/>
+                <w:b w:val="0"/>
+                <w:sz w:val="18"/>
+              </w:rPr>
+              <w:t>표준 DBMS 기반 독립성 확보, 일반 행정 검색</w:t>
+            </w:r>
+          </w:p>
+        </w:tc>
+      </w:tr>
+    </w:tbl>
+    <w:p>
+      <w:pPr>
+        <w:spacing w:before="0" w:after="160" w:line="300" w:lineRule="auto"/>
+      </w:pPr>
+      <w:r>
+        <w:rPr>
+          <w:rFonts w:ascii="맑은 고딕" w:hAnsi="맑은 고딕" w:eastAsia="맑은 고딕"/>
+          <w:b w:val="0"/>
+          <w:sz w:val="12"/>
+        </w:rPr>
+      </w:r>
+    </w:p>
+    <w:p>
+      <w:pPr>
+        <w:spacing w:before="0" w:after="120" w:line="300" w:lineRule="auto"/>
+      </w:pPr>
+      <w:r>
+        <w:rPr>
+          <w:rFonts w:ascii="맑은 고딕" w:hAnsi="맑은 고딕" w:eastAsia="맑은 고딕"/>
+          <w:b/>
+          <w:sz w:val="24"/>
+        </w:rPr>
         <w:t>□ 모델 중립 데이터 관리 설계의 장점</w:t>
       </w:r>
     </w:p>
@@ -1284,7 +1862,7 @@
                 <w:b w:val="0"/>
                 <w:sz w:val="18"/>
               </w:rPr>
-              <w:t>임베딩 교체 시 초기 파싱·전처리 과정 전반을 처음부터 재수행</w:t>
+              <w:t>임베딩·벡터DB 교체 시 초기 파싱·전처리 과정 전반을 처음부터 재수행</w:t>
             </w:r>
           </w:p>
         </w:tc>
@@ -1299,7 +1877,7 @@
                 <w:b w:val="0"/>
                 <w:sz w:val="18"/>
               </w:rPr>
-              <w:t>데이터레이크 내 Raw Zone(원문·메타데이터) 및 Refined Zone(정제데이터) 완벽 보존 → 원문 재수집 없이 재임베딩만 수행</w:t>
+              <w:t>데이터레이크 내 Raw Zone(원문·메타데이터) 및 Refined Zone(정제데이터) 완벽 보존 → 원문 재수집 없이 재임베딩·재색인만 수행</w:t>
             </w:r>
           </w:p>
         </w:tc>
@@ -1347,6 +1925,53 @@
                 <w:sz w:val="18"/>
               </w:rPr>
               <w:t>파싱·분류·청킹 독립 단계를 모듈로 완전 분리하여 기존 정제 산출물 전량 재활용</w:t>
+            </w:r>
+          </w:p>
+        </w:tc>
+      </w:tr>
+      <w:tr>
+        <w:tc>
+          <w:tcPr>
+            <w:tcW w:type="dxa" w:w="3249"/>
+          </w:tcPr>
+          <w:p>
+            <w:r>
+              <w:rPr>
+                <w:rFonts w:ascii="맑은 고딕" w:hAnsi="맑은 고딕" w:eastAsia="맑은 고딕"/>
+                <w:b w:val="0"/>
+                <w:sz w:val="18"/>
+              </w:rPr>
+              <w:t>벡터DB 저장규격 종속</w:t>
+            </w:r>
+          </w:p>
+        </w:tc>
+        <w:tc>
+          <w:tcPr>
+            <w:tcW w:type="dxa" w:w="3249"/>
+          </w:tcPr>
+          <w:p>
+            <w:r>
+              <w:rPr>
+                <w:rFonts w:ascii="맑은 고딕" w:hAnsi="맑은 고딕" w:eastAsia="맑은 고딕"/>
+                <w:b w:val="0"/>
+                <w:sz w:val="18"/>
+              </w:rPr>
+              <w:t>전용 인덱스 형식·검색 API에 묶여 제품 교체 시 응용코드까지 수정</w:t>
+            </w:r>
+          </w:p>
+        </w:tc>
+        <w:tc>
+          <w:tcPr>
+            <w:tcW w:type="dxa" w:w="3249"/>
+          </w:tcPr>
+          <w:p>
+            <w:r>
+              <w:rPr>
+                <w:rFonts w:ascii="맑은 고딕" w:hAnsi="맑은 고딕" w:eastAsia="맑은 고딕"/>
+                <w:b w:val="0"/>
+                <w:sz w:val="18"/>
+              </w:rPr>
+              <w:t>표준 검색(Retriever) API로 응용과 저장소를 분리 → YAML 설정만으로 벡터DB 교체</w:t>
             </w:r>
           </w:p>
         </w:tc>
@@ -1421,7 +2046,7 @@
           <w:b/>
           <w:sz w:val="24"/>
         </w:rPr>
-        <w:t>□ 임베딩 모델 무중단 전환 절차</w:t>
+        <w:t>□ 임베딩 모델·벡터DB 무중단 전환 절차</w:t>
       </w:r>
     </w:p>
     <w:p>
@@ -1434,7 +2059,7 @@
           <w:b w:val="0"/>
           <w:sz w:val="20"/>
         </w:rPr>
-        <w:t>① 신규 모델 선정·평가</w:t>
+        <w:t>① 신규 임베딩 모델 또는 벡터DB 제품 선정·평가</w:t>
       </w:r>
     </w:p>
     <w:p>
@@ -1447,7 +2072,7 @@
           <w:b w:val="0"/>
           <w:sz w:val="20"/>
         </w:rPr>
-        <w:t>② GPU 유휴 시간대 배치 재임베딩</w:t>
+        <w:t>② GPU 유휴 시간대 배치 재임베딩(모델 교체 시) 또는 대상 저장소 재색인(벡터DB 교체 시)</w:t>
       </w:r>
     </w:p>
     <w:p>
@@ -1460,7 +2085,7 @@
           <w:b w:val="0"/>
           <w:sz w:val="20"/>
         </w:rPr>
-        <w:t>③ 신·구 인덱스 병행 구동</w:t>
+        <w:t>③ 신·구 인덱스를 표준 검색 API 하에서 병행 구동</w:t>
       </w:r>
     </w:p>
     <w:p>
@@ -1473,7 +2098,7 @@
           <w:b w:val="0"/>
           <w:sz w:val="20"/>
         </w:rPr>
-        <w:t>④ 검색 품질 비교·검증</w:t>
+        <w:t>④ 검색 품질·응답시간 비교·검증</w:t>
       </w:r>
     </w:p>
     <w:p>
@@ -1486,7 +2111,7 @@
           <w:b w:val="0"/>
           <w:sz w:val="20"/>
         </w:rPr>
-        <w:t>⑤ 단계적 전환(구 인덱스 정리)</w:t>
+        <w:t>⑤ 단계적 전환(구 인덱스·구 벡터DB 정리)</w:t>
       </w:r>
     </w:p>
     <w:p>
